--- a/issue10/downloads/article-11.docx
+++ b/issue10/downloads/article-11.docx
@@ -19,11 +19,17 @@
         <w:br/>
       </w:r>
       <w:r>
-        <w:t>Автор: Архипов Г.С.&lt;br&gt;МГТУ им. Н.Э. Баумана</w:t>
+        <w:t>Автор: Архипов Г.С. &lt;br&gt; МГТУ им. Н.Э. Баумана</w:t>
         <w:br/>
       </w:r>
     </w:p>
     <w:p/>
+    <w:p>
+      <w:r/>
+    </w:p>
+    <w:p>
+      <w:r/>
+    </w:p>
     <w:p>
       <w:pPr>
         <w:jc w:val="both"/>
@@ -106,7 +112,7 @@
           <w:b w:val="0"/>
           <w:i w:val="0"/>
         </w:rPr>
-        <w:t xml:space="preserve">Таким образом, защита населения, территорий и объектов от воздушных атак противника в рамках гражданской обороны приобретает особое значение. Важную роль здесь играет световая маскировка объектов и территорий. Светомаскировка по-прежнему входит в перечень основных задач гражданской обороны, а описание необходимых знаний, умений и навыков по планированию, организации, проведению и контролю мероприятий по светомаскировке нашло отражение в профессиональном стандарте "Специалист по гражданской обороне" (утв. </w:t>
+        <w:t>Таким образом, защита населения, территорий и объектов от воздушных атак противника в рамках гражданской обороны приобретает особое значение. Важную роль здесь играет световая маскировка объектов и территорий. Светомаскировка по-прежнему входит в перечень основных задач гражданской обороны, а описание необходимых знаний, умений и навыков по планированию, о</w:t>
       </w:r>
       <w:hyperlink r:id="rId9">
         <w:r>
@@ -114,7 +120,7 @@
             <w:color w:val="0563C1"/>
             <w:u w:val="single"/>
           </w:rPr>
-          <w:t xml:space="preserve">приказом Минтруда России от 27.10.2020 N 748</w:t>
+          <w:t xml:space="preserve">рганизации, проведению и контролю мероприятий по светомаскировке нашло отражение в профессиональном стандарте "Специалист по гражданской обороне" (утв. приказом Минтруда России от 27.10.2020 N 748н</w:t>
         </w:r>
       </w:hyperlink>
       <w:r>
@@ -122,8 +128,11 @@
           <w:b w:val="0"/>
           <w:i w:val="0"/>
         </w:rPr>
-        <w:t>н).</w:t>
+        <w:t>).</w:t>
       </w:r>
+    </w:p>
+    <w:p>
+      <w:r/>
     </w:p>
     <w:p>
       <w:pPr>
@@ -224,6 +233,9 @@
       </w:r>
     </w:p>
     <w:p>
+      <w:r/>
+    </w:p>
+    <w:p>
       <w:pPr>
         <w:jc w:val="both"/>
       </w:pPr>
@@ -251,20 +263,13 @@
       <w:pPr>
         <w:jc w:val="both"/>
       </w:pPr>
-      <w:r>
-        <w:rPr>
-          <w:b w:val="0"/>
-          <w:i w:val="0"/>
-        </w:rPr>
-        <w:t xml:space="preserve">- </w:t>
-      </w:r>
       <w:hyperlink r:id="rId10">
         <w:r>
           <w:rPr>
             <w:color w:val="0563C1"/>
             <w:u w:val="single"/>
           </w:rPr>
-          <w:t xml:space="preserve">Федеральный закон от 12.02.1998 N 28-ФЗ "О гражданской обороне"</w:t>
+          <w:t xml:space="preserve">- Федеральный закон от 12.02.1998 N 28-ФЗ "О гражданской обороне"</w:t>
         </w:r>
       </w:hyperlink>
       <w:r>
@@ -279,12 +284,42 @@
       <w:pPr>
         <w:jc w:val="both"/>
       </w:pPr>
+      <w:hyperlink r:id="rId11">
+        <w:r>
+          <w:rPr>
+            <w:color w:val="0563C1"/>
+            <w:u w:val="single"/>
+          </w:rPr>
+          <w:t xml:space="preserve">- Постановление Правительства РФ от 26.11.2007 N 804 "Об утверждении Положения о гражданской обороне в Российской Федерации"</w:t>
+        </w:r>
+      </w:hyperlink>
       <w:r>
         <w:rPr>
           <w:b w:val="0"/>
           <w:i w:val="0"/>
         </w:rPr>
-        <w:t>- Постановление Правительства РФ от 26.11.2007 N 804 "Об утверждении Положения о гражданской обороне в Российской Федерации" (пункт 11 Положения);</w:t>
+        <w:t xml:space="preserve"> (пункт 11 Положения);</w:t>
+      </w:r>
+    </w:p>
+    <w:p>
+      <w:pPr>
+        <w:jc w:val="both"/>
+      </w:pPr>
+      <w:hyperlink r:id="rId12">
+        <w:r>
+          <w:rPr>
+            <w:color w:val="0563C1"/>
+            <w:u w:val="single"/>
+          </w:rPr>
+          <w:t xml:space="preserve">- приказ МЧС России от 14.11.2008 N 687 "Об утверждении Положения об организации и ведении гражданской обороны в муниципальных образованиях и организациях"</w:t>
+        </w:r>
+      </w:hyperlink>
+      <w:r>
+        <w:rPr>
+          <w:b w:val="0"/>
+          <w:i w:val="0"/>
+        </w:rPr>
+        <w:t xml:space="preserve"> (пп. 15.5 , 16.5 Положения);</w:t>
       </w:r>
     </w:p>
     <w:p>
@@ -296,43 +331,15 @@
           <w:b w:val="0"/>
           <w:i w:val="0"/>
         </w:rPr>
-        <w:t>- приказ МЧС России от 14.11.2008 N 687 "Об утверждении Положения об организации и ведении гражданской обороны в муниципальных образованиях и организациях" (пп. 15.5 , 16.5 Положения);</w:t>
+        <w:t>- СП 264.1325800.2016.</w:t>
       </w:r>
-    </w:p>
-    <w:p>
-      <w:pPr>
-        <w:jc w:val="both"/>
-      </w:pPr>
-      <w:r>
-        <w:rPr>
-          <w:b w:val="0"/>
-          <w:i w:val="0"/>
-        </w:rPr>
-        <w:t xml:space="preserve">- СП 264.1325800.2016. Свод правил. Световая маскировка населенных пунктов и объектов народного хозяйства. Актуализированная редакция </w:t>
-      </w:r>
-      <w:hyperlink r:id="rId11">
+      <w:hyperlink r:id="rId13">
         <w:r>
           <w:rPr>
             <w:color w:val="0563C1"/>
             <w:u w:val="single"/>
           </w:rPr>
-          <w:t xml:space="preserve">СНиП 2.01.53-84 </w:t>
-        </w:r>
-      </w:hyperlink>
-      <w:r>
-        <w:rPr>
-          <w:b w:val="0"/>
-          <w:i w:val="0"/>
-        </w:rPr>
-        <w:t xml:space="preserve">(утв. </w:t>
-      </w:r>
-      <w:hyperlink r:id="rId11">
-        <w:r>
-          <w:rPr>
-            <w:color w:val="0563C1"/>
-            <w:u w:val="single"/>
-          </w:rPr>
-          <w:t xml:space="preserve">приказом Минстроя России от 03.12.2016 N 880/пр</w:t>
+          <w:t xml:space="preserve"> Свод правил. Световая маскировка населенных пунктов и объектов народного хозяйства. Актуализированная редакция СНиП 2.01.53-84 (утв. приказом Минстроя России от 03.12.2016 N 880/пр</w:t>
         </w:r>
       </w:hyperlink>
       <w:r>
@@ -354,45 +361,22 @@
         </w:rPr>
         <w:t xml:space="preserve">- </w:t>
       </w:r>
-      <w:hyperlink r:id="rId12">
+      <w:hyperlink r:id="rId14">
         <w:r>
           <w:rPr>
             <w:color w:val="0563C1"/>
             <w:u w:val="single"/>
           </w:rPr>
-          <w:t xml:space="preserve">СП 165.1325800.2014. </w:t>
+          <w:t xml:space="preserve">СП 165.1325800.2014.</w:t>
         </w:r>
       </w:hyperlink>
-      <w:r>
-        <w:rPr>
-          <w:b w:val="0"/>
-          <w:i w:val="0"/>
-        </w:rPr>
-        <w:t xml:space="preserve">Свод правил. Инженерно-технические мероприятия по гражданской обороне. Актуализированная редакция </w:t>
-      </w:r>
-      <w:hyperlink r:id="rId12">
+      <w:hyperlink r:id="rId15">
         <w:r>
           <w:rPr>
             <w:color w:val="0563C1"/>
             <w:u w:val="single"/>
           </w:rPr>
-          <w:t xml:space="preserve">СНиП 2.01.51-90 </w:t>
-        </w:r>
-      </w:hyperlink>
-      <w:r>
-        <w:rPr>
-          <w:b w:val="0"/>
-          <w:i w:val="0"/>
-        </w:rPr>
-        <w:t xml:space="preserve">(утв. и введен в действие </w:t>
-      </w:r>
-      <w:hyperlink r:id="rId13">
-        <w:r>
-          <w:rPr>
-            <w:color w:val="0563C1"/>
-            <w:u w:val="single"/>
-          </w:rPr>
-          <w:t xml:space="preserve">приказом Минстроя России от 12.11.2014 N 705/пр</w:t>
+          <w:t xml:space="preserve"> Свод правил. Инженерно-технические мероприятия по гражданской обороне. Актуализированная редакция СНиП 2.01.51-90 (утв. и введен в действие приказом Минстроя России от 12.11.2014 N 705/пр</w:t>
         </w:r>
       </w:hyperlink>
       <w:r>
@@ -438,6 +422,9 @@
         </w:rPr>
         <w:t>Образцы документов по организации световой маскировки можно найти в информационной системе «Нормативно-правовые акты и методические материалы по ГО и защите от ЧС». Подписчикам нашего журнала система предоставляется бесплатно. Для этого необходимо выслать по E-mail zdrav1@mail.ru копию документа, подтверждающего подписку.</w:t>
       </w:r>
+    </w:p>
+    <w:p>
+      <w:r/>
     </w:p>
     <w:p>
       <w:pPr>
@@ -528,13 +515,25 @@
       <w:pPr>
         <w:jc w:val="both"/>
       </w:pPr>
+      <w:hyperlink r:id="rId12">
+        <w:r>
+          <w:rPr>
+            <w:color w:val="0563C1"/>
+            <w:u w:val="single"/>
+          </w:rPr>
+          <w:t xml:space="preserve">Перечень указанных мероприятий для органов местного самоуправления и организаций (учреждений, предприятий) продублирован в приказе МЧС России от 14.11.2008 N 687 "Об утверждении Положения об организации и ведении гражданской обороны в муниципальных образованиях и организациях"</w:t>
+        </w:r>
+      </w:hyperlink>
       <w:r>
         <w:rPr>
           <w:b w:val="0"/>
           <w:i w:val="0"/>
         </w:rPr>
-        <w:t xml:space="preserve">Перечень указанных мероприятий для органов местного самоуправления и организаций (учреждений, предприятий) продублирован в приказе МЧС России от 14.11.2008 N 687 "Об утверждении Положения об организации и ведении гражданской обороны в муниципальных образованиях и организациях". </w:t>
+        <w:t xml:space="preserve">. </w:t>
       </w:r>
+    </w:p>
+    <w:p>
+      <w:r/>
     </w:p>
     <w:p>
       <w:pPr>
@@ -557,7 +556,23 @@
           <w:b w:val="0"/>
           <w:i w:val="0"/>
         </w:rPr>
-        <w:t>Ответ. Коротко на данный вопрос ответить невозможно, так как необходимо использовать больной объем информации из Свода правил «Световая маскировка населенных пунктов и объектов народного хозяйства. Актуализированная редакция СНиП 2.01.53-84»</w:t>
+        <w:t xml:space="preserve">Ответ. Коротко на данный вопрос ответить невозможно, так как необходимо использовать больной объем информации из Свода правил «Световая маскировка населенных пунктов и объектов народного хозяйства. Актуализированная редакция </w:t>
+      </w:r>
+      <w:hyperlink r:id="rId13">
+        <w:r>
+          <w:rPr>
+            <w:color w:val="0563C1"/>
+            <w:u w:val="single"/>
+          </w:rPr>
+          <w:t xml:space="preserve">СНиП 2.01.53-84</w:t>
+        </w:r>
+      </w:hyperlink>
+      <w:r>
+        <w:rPr>
+          <w:b w:val="0"/>
+          <w:i w:val="0"/>
+        </w:rPr>
+        <w:t>»</w:t>
       </w:r>
       <w:r>
         <w:rPr>
@@ -570,7 +585,23 @@
           <w:b w:val="0"/>
           <w:i w:val="0"/>
         </w:rPr>
-        <w:t xml:space="preserve"> и Свода правил «Инженерно-технические мероприятия по гражданской обороне. Актуализированная редакция СНиП 2.01.51-90»</w:t>
+        <w:t xml:space="preserve"> и Свода правил «Инженерно-технические мероприятия по гражданской обороне. Актуализированная редакция </w:t>
+      </w:r>
+      <w:hyperlink r:id="rId14">
+        <w:r>
+          <w:rPr>
+            <w:color w:val="0563C1"/>
+            <w:u w:val="single"/>
+          </w:rPr>
+          <w:t xml:space="preserve">СНиП 2.01.51-90</w:t>
+        </w:r>
+      </w:hyperlink>
+      <w:r>
+        <w:rPr>
+          <w:b w:val="0"/>
+          <w:i w:val="0"/>
+        </w:rPr>
+        <w:t>»</w:t>
       </w:r>
       <w:r>
         <w:rPr>
@@ -671,6 +702,9 @@
       </w:r>
     </w:p>
     <w:p>
+      <w:r/>
+    </w:p>
+    <w:p>
       <w:pPr>
         <w:jc w:val="both"/>
       </w:pPr>
@@ -705,6 +739,9 @@
         </w:rPr>
         <w:t>Спасательная служба энергетики и светомаскировки вправе принимать решения, обязательные для выполнения предприятиями, организациями, учреждениями всех форм собственности на территории муниципального образования, связанные с планированием и всесторонней подготовкой к проведению мероприятий по световой маскировке.</w:t>
       </w:r>
+    </w:p>
+    <w:p>
+      <w:r/>
     </w:p>
     <w:p>
       <w:pPr>
@@ -814,6 +851,9 @@
         <w:t>На втором этапе, после получения положительных результатов локальной проверки, производится визуальная проверка качества световой маскировки населенного пункта или промышленного объекта и прилегающей к нему территории.</w:t>
       </w:r>
     </w:p>
+    <w:p>
+      <w:r/>
+    </w:p>
     <w:p/>
     <w:p>
       <w:r>
@@ -825,7 +865,7 @@
     </w:p>
     <w:p>
       <w:r>
-        <w:t>25. Беспилотный летательный аппарат (БПЛА, БЛА, в разговорной речи также беспилотник или дрон), – летательный аппарат, не имеющий на борту экипажа, который предназначен для неуправляемых или дистанционно управляемых пол е тов. Слово беспилотный используется для обозначения аппаратов, действующих автоматически или управляемых дистанционно. БПЛА могут обладать разной степенью автономности от управляемых дистанционно до полностью автоматических. Беспилотники различаются по конструкции, назначению и другим параметрам. Управление БПЛА может осуществляться эпизодической подачей команд или непрерывно (в том числе в режиме «вида от первого лица» – FPV (First  Person  View). FPV-дрон – это БПЛА, использующий канал видеосвязи для передачи изображений оператору. Наличие телевизионной камеры или системы инфракрасного обзора позволяет отображать обстановку в районе полета.</w:t>
+        <w:t>25. Беспилотный летательный аппарат (БПЛА, БЛА, в разговорной речи также беспилотник или дрон), – летательный аппарат, не имеющий на борту экипажа, который предназначен для неуправляемых или дистанционно управляемых полетов. Слово беспилотный используется для обозначения аппаратов, действующих автоматически или управляемых дистанционно. БПЛА могут обладать разной степенью автономности от управляемых дистанционно до полностью автоматических. Беспилотники различаются по конструкции, назначению и другим параметрам. Управление БПЛА может осуществляться эпизодической подачей команд или непрерывно (в том числе в режиме «вида от первого лица» – FPV (First Person View). FPV-дрон – это БПЛА, использующий канал видеосвязи для передачи изображений оператору. Наличие телевизионной камеры или системы инфракрасного обзора позволяет отображать обстановку в районе полета.</w:t>
       </w:r>
     </w:p>
     <w:p>
@@ -835,7 +875,7 @@
     </w:p>
     <w:p>
       <w:r>
-        <w:t>27. См. СП 264.1325800.2016. Свод правил. Световая маскировка населенных пунктов и объектов народного хозяйства. Актуализированная редакция СНиП 2.01.53-84 (утв. приказом Минстроя России от 03.12.2016 N 880/ пр ).</w:t>
+        <w:t>27. См. СП 264.1325800.2016. Свод правил. Световая маскировка населенных пунктов и объектов народного хозяйства. Актуализированная редакция СНиП 2.01.53-84 (утв. приказом Минстроя России от 03.12.2016 N 880/пр).</w:t>
       </w:r>
     </w:p>
     <w:p>
@@ -845,12 +885,12 @@
     </w:p>
     <w:p>
       <w:r>
-        <w:t>29. Утв.  приказом Минстроя России от 03.12.2016 N 880/пр.</w:t>
+        <w:t>29. Утв. приказом Минстроя России от 03.12.2016 N 880/пр.</w:t>
       </w:r>
     </w:p>
     <w:p>
       <w:r>
-        <w:t>30. У тв. и введен в действие приказом Минстроя России от 12.11.2014 N 705/ пр  (ред. от 12.04.2023).</w:t>
+        <w:t>30. Утв. и введен в действие приказом Минстроя России от 12.11.2014 N 705/пр (ред. от 12.04.2023).</w:t>
       </w:r>
     </w:p>
     <w:sectPr>
